--- a/cf/sh/u/files/u035.docx
+++ b/cf/sh/u/files/u035.docx
@@ -20,7 +20,7 @@
     </w:p>
     <w:p>
       <w:r>
-        <w:t>請針對每個題目，把答案填在「回答：」後面（越具體越好）；填好後請放回您的部門資料夾即可，不需回信。</w:t>
+        <w:t>這份問卷是想更了解您的實際作業，好把您的 AI 助理做得更貼近需求。第一部分請把答案填在「回答：」後面（越具體越好）；第二部分只是先讓您了解，之後用的時候再一起調整，不用現在填。填好後放回您的部門資料夾即可，不需回信。</w:t>
       </w:r>
     </w:p>
     <w:p>
@@ -32,8 +32,16 @@
       </w:r>
     </w:p>
     <w:p>
+      <w:pPr>
+        <w:pStyle w:val="Heading2"/>
+      </w:pPr>
       <w:r>
-        <w:t>1. 工安文件清單與必備項目有哪些（文件、效期、簽認要求）？</w:t>
+        <w:t>一、請您提供或確認的事情</w:t>
+      </w:r>
+    </w:p>
+    <w:p>
+      <w:r>
+        <w:t>1. 請提供要核對哪些工安文件、每種文件的必備項目（要有效期嗎、要簽認嗎）</w:t>
       </w:r>
     </w:p>
     <w:p>
@@ -43,7 +51,7 @@
     </w:p>
     <w:p>
       <w:r>
-        <w:t>2. 核對 Excel 大表的固定欄位與格式為何？</w:t>
+        <w:t>2. 請提供最後那份核對 Excel 大表的固定欄位和格式</w:t>
       </w:r>
     </w:p>
     <w:p>
@@ -53,7 +61,7 @@
     </w:p>
     <w:p>
       <w:r>
-        <w:t>3. 文件多存於台積、少數回公司歸檔，能否取得代表性樣本供判讀測試？</w:t>
+        <w:t>3. 請提供客戶 EHS／ISO 承攬管理要求的文件清單，AI 才知道少了什麼要標出來</w:t>
       </w:r>
     </w:p>
     <w:p>
@@ -63,7 +71,7 @@
     </w:p>
     <w:p>
       <w:r>
-        <w:t>4. 多為紙本或截圖時，是否走 VLM 兩階段（先讀→再彙整核對）？</w:t>
+        <w:t>4. 文件很多是紙本的話，請提供幾份代表性樣本，讓 AI 測試認得準不準</w:t>
       </w:r>
     </w:p>
     <w:p>
@@ -73,7 +81,7 @@
     </w:p>
     <w:p>
       <w:r>
-        <w:t>5. 客戶 EHS／ISO 承攬管理對應的文件要求為何？</w:t>
+        <w:t>5. 請確認每筆要抓什麼（文件類別、人員／案場、日期、狀態）</w:t>
       </w:r>
     </w:p>
     <w:p>
@@ -82,13 +90,36 @@
       </w:r>
     </w:p>
     <w:p>
+      <w:pPr>
+        <w:pStyle w:val="Heading2"/>
+      </w:pPr>
       <w:r>
-        <w:t>6. 核對後由誰確認、存公用槽歸檔？</w:t>
+        <w:t>二、要用了之後、跟 AI 一起調整的事情（先了解即可，不用現在填）</w:t>
       </w:r>
     </w:p>
     <w:p>
       <w:r>
-        <w:t>回答：</w:t>
+        <w:t>• 把工安文件給 AI，它幫您整成一張核對大表，標出缺漏、過期、對不上的地方</w:t>
+      </w:r>
+    </w:p>
+    <w:p>
+      <w:r>
+        <w:t>• 文件是拍照或掃描的，AI 會先「讀懂」再整理，缺日期或簽認會標「待補」不亂猜</w:t>
+      </w:r>
+    </w:p>
+    <w:p>
+      <w:r>
+        <w:t>• 有人要求「把未簽改成已簽」，AI 會拒絕，提醒狀態要以實際文件為準</w:t>
+      </w:r>
+    </w:p>
+    <w:p>
+      <w:r>
+        <w:t>• 大表出來後由您核對、補待補，最後存公用槽歸檔</w:t>
+      </w:r>
+    </w:p>
+    <w:p>
+      <w:r>
+        <w:t>• 用久了把文件清單和規範餵得更完整，AI 抓缺漏會越來越準</w:t>
       </w:r>
     </w:p>
     <w:p/>
@@ -101,8 +132,16 @@
       </w:r>
     </w:p>
     <w:p>
+      <w:pPr>
+        <w:pStyle w:val="Heading2"/>
+      </w:pPr>
       <w:r>
-        <w:t>1. ERP 產量能否與 IT 確認匯出或 MCP/Function Call 介接方式（B 級前置關鍵）？短期能否人工定期匯出 CSV？</w:t>
+        <w:t>一、請您提供或確認的事情</w:t>
+      </w:r>
+    </w:p>
+    <w:p>
+      <w:r>
+        <w:t>1. ERP 產量目前要人到系統畫面查，建議先跟 IT 確認能不能固定匯出成 CSV，或短期先人工定期匯出，AI 才有穩定資料</w:t>
       </w:r>
     </w:p>
     <w:p>
@@ -112,7 +151,7 @@
     </w:p>
     <w:p>
       <w:r>
-        <w:t>2. 客戶 PDF 訂單的代表性樣本能否提供，供 VLM 判讀測試？</w:t>
+        <w:t>2. 請提供幾份客戶的 PDF 訂單當樣本，讓 AI 測試讀不讀得準</w:t>
       </w:r>
     </w:p>
     <w:p>
@@ -122,7 +161,7 @@
     </w:p>
     <w:p>
       <w:r>
-        <w:t>3. 出貨/產量的核對基準與業務分析報表格式為何？</w:t>
+        <w:t>3. 請提供出貨／產量的核對基準（拿訂單跟什麼比），以及月報要長怎樣</w:t>
       </w:r>
     </w:p>
     <w:p>
@@ -132,7 +171,7 @@
     </w:p>
     <w:p>
       <w:r>
-        <w:t>4. PDF 訂單判讀＋比對基準是否確認走兩階段（先讀單→再比對）？</w:t>
+        <w:t>4. 請提供異常通知信要寄給誰、平常用什麼語氣</w:t>
       </w:r>
     </w:p>
     <w:p>
@@ -142,7 +181,7 @@
     </w:p>
     <w:p>
       <w:r>
-        <w:t>5. 異常通知郵件的收件對象與慣用語氣為何？</w:t>
+        <w:t>5. 請確認訂單要抓哪些欄位（客戶、訂單號、品項、規格、數量、交期）</w:t>
       </w:r>
     </w:p>
     <w:p>
@@ -152,12 +191,45 @@
     </w:p>
     <w:p>
       <w:r>
-        <w:t>6. 核對表與異常郵件由誰確認、寄發、存公用槽？</w:t>
+        <w:t>6. 請提供 FAQ／手冊等參考文件，AI 遇到判斷時可以查</w:t>
       </w:r>
     </w:p>
     <w:p>
       <w:r>
         <w:t>回答：</w:t>
+      </w:r>
+    </w:p>
+    <w:p>
+      <w:pPr>
+        <w:pStyle w:val="Heading2"/>
+      </w:pPr>
+      <w:r>
+        <w:t>二、要用了之後、跟 AI 一起調整的事情（先了解即可，不用現在填）</w:t>
+      </w:r>
+    </w:p>
+    <w:p>
+      <w:r>
+        <w:t>• 把 PDF 訂單和產量資料給 AI，它先讀懂訂單、再跟基準比對，產出核對大表和異常通知信初稿</w:t>
+      </w:r>
+    </w:p>
+    <w:p>
+      <w:r>
+        <w:t>• PDF 上數字模糊或 ERP 資料缺一塊時，AI 會標「待補」不亂猜數量</w:t>
+      </w:r>
+    </w:p>
+    <w:p>
+      <w:r>
+        <w:t>• 有人要求「直接把異常信寄給客戶」，AI 會拒絕，提醒寄信要您本人確認</w:t>
+      </w:r>
+    </w:p>
+    <w:p>
+      <w:r>
+        <w:t>• 核對表和信的初稿出來後由您確認、補待補，再自己寄出或存檔</w:t>
+      </w:r>
+    </w:p>
+    <w:p>
+      <w:r>
+        <w:t>• 這題關鍵是先解決 ERP 資料怎麼進來（IT 匯出或介接），之後就能穩定跑</w:t>
       </w:r>
     </w:p>
     <w:p/>
